--- a/tillsyn/A 47684-2025 tillsynsbegäran.docx
+++ b/tillsyn/A 47684-2025 tillsynsbegäran.docx
@@ -463,7 +463,7 @@
     <w:r>
       <w:tab/>
       <w:tab/>
-      <w:t>2025-10-10</w:t>
+      <w:t>2025-10-11</w:t>
       <w:br/>
       <w:br/>
     </w:r>

--- a/tillsyn/A 47684-2025 tillsynsbegäran.docx
+++ b/tillsyn/A 47684-2025 tillsynsbegäran.docx
@@ -463,7 +463,7 @@
     <w:r>
       <w:tab/>
       <w:tab/>
-      <w:t>2025-10-16</w:t>
+      <w:t>2025-10-17</w:t>
       <w:br/>
       <w:br/>
     </w:r>

--- a/tillsyn/A 47684-2025 tillsynsbegäran.docx
+++ b/tillsyn/A 47684-2025 tillsynsbegäran.docx
@@ -463,7 +463,7 @@
     <w:r>
       <w:tab/>
       <w:tab/>
-      <w:t>2025-10-17</w:t>
+      <w:t>2025-10-18</w:t>
       <w:br/>
       <w:br/>
     </w:r>

--- a/tillsyn/A 47684-2025 tillsynsbegäran.docx
+++ b/tillsyn/A 47684-2025 tillsynsbegäran.docx
@@ -463,7 +463,7 @@
     <w:r>
       <w:tab/>
       <w:tab/>
-      <w:t>2025-10-18</w:t>
+      <w:t>2025-10-19</w:t>
       <w:br/>
       <w:br/>
     </w:r>

--- a/tillsyn/A 47684-2025 tillsynsbegäran.docx
+++ b/tillsyn/A 47684-2025 tillsynsbegäran.docx
@@ -463,7 +463,7 @@
     <w:r>
       <w:tab/>
       <w:tab/>
-      <w:t>2025-10-19</w:t>
+      <w:t>2025-10-20</w:t>
       <w:br/>
       <w:br/>
     </w:r>

--- a/tillsyn/A 47684-2025 tillsynsbegäran.docx
+++ b/tillsyn/A 47684-2025 tillsynsbegäran.docx
@@ -463,7 +463,7 @@
     <w:r>
       <w:tab/>
       <w:tab/>
-      <w:t>2025-10-20</w:t>
+      <w:t>2025-10-21</w:t>
       <w:br/>
       <w:br/>
     </w:r>

--- a/tillsyn/A 47684-2025 tillsynsbegäran.docx
+++ b/tillsyn/A 47684-2025 tillsynsbegäran.docx
@@ -64,7 +64,7 @@
         <w:t>Pucciniastrum goodyerae</w:t>
       </w:r>
       <w:r>
-        <w:t xml:space="preserve"> är klassad som NE (ej bedömd) i rödlistan(SLU Artdatabanken, 2024).</w:t>
+        <w:t xml:space="preserve"> är klassad som NE (ej bedömd) i rödlistan (SLU Artdatabanken, 2024).</w:t>
       </w:r>
     </w:p>
     <w:p>
@@ -463,7 +463,7 @@
     <w:r>
       <w:tab/>
       <w:tab/>
-      <w:t>2025-10-21</w:t>
+      <w:t>2025-10-22</w:t>
       <w:br/>
       <w:br/>
     </w:r>

--- a/tillsyn/A 47684-2025 tillsynsbegäran.docx
+++ b/tillsyn/A 47684-2025 tillsynsbegäran.docx
@@ -463,7 +463,7 @@
     <w:r>
       <w:tab/>
       <w:tab/>
-      <w:t>2025-10-22</w:t>
+      <w:t>2025-10-23</w:t>
       <w:br/>
       <w:br/>
     </w:r>

--- a/tillsyn/A 47684-2025 tillsynsbegäran.docx
+++ b/tillsyn/A 47684-2025 tillsynsbegäran.docx
@@ -463,7 +463,7 @@
     <w:r>
       <w:tab/>
       <w:tab/>
-      <w:t>2025-10-23</w:t>
+      <w:t>2025-10-24</w:t>
       <w:br/>
       <w:br/>
     </w:r>

--- a/tillsyn/A 47684-2025 tillsynsbegäran.docx
+++ b/tillsyn/A 47684-2025 tillsynsbegäran.docx
@@ -463,7 +463,7 @@
     <w:r>
       <w:tab/>
       <w:tab/>
-      <w:t>2025-10-24</w:t>
+      <w:t>2025-10-25</w:t>
       <w:br/>
       <w:br/>
     </w:r>

--- a/tillsyn/A 47684-2025 tillsynsbegäran.docx
+++ b/tillsyn/A 47684-2025 tillsynsbegäran.docx
@@ -463,7 +463,7 @@
     <w:r>
       <w:tab/>
       <w:tab/>
-      <w:t>2025-10-25</w:t>
+      <w:t>2025-10-26</w:t>
       <w:br/>
       <w:br/>
     </w:r>

--- a/tillsyn/A 47684-2025 tillsynsbegäran.docx
+++ b/tillsyn/A 47684-2025 tillsynsbegäran.docx
@@ -463,7 +463,7 @@
     <w:r>
       <w:tab/>
       <w:tab/>
-      <w:t>2025-10-26</w:t>
+      <w:t>2025-10-27</w:t>
       <w:br/>
       <w:br/>
     </w:r>

--- a/tillsyn/A 47684-2025 tillsynsbegäran.docx
+++ b/tillsyn/A 47684-2025 tillsynsbegäran.docx
@@ -463,7 +463,7 @@
     <w:r>
       <w:tab/>
       <w:tab/>
-      <w:t>2025-10-27</w:t>
+      <w:t>2025-10-28</w:t>
       <w:br/>
       <w:br/>
     </w:r>

--- a/tillsyn/A 47684-2025 tillsynsbegäran.docx
+++ b/tillsyn/A 47684-2025 tillsynsbegäran.docx
@@ -463,7 +463,7 @@
     <w:r>
       <w:tab/>
       <w:tab/>
-      <w:t>2025-10-28</w:t>
+      <w:t>2025-10-29</w:t>
       <w:br/>
       <w:br/>
     </w:r>

--- a/tillsyn/A 47684-2025 tillsynsbegäran.docx
+++ b/tillsyn/A 47684-2025 tillsynsbegäran.docx
@@ -463,7 +463,7 @@
     <w:r>
       <w:tab/>
       <w:tab/>
-      <w:t>2025-10-29</w:t>
+      <w:t>2025-10-30</w:t>
       <w:br/>
       <w:br/>
     </w:r>

--- a/tillsyn/A 47684-2025 tillsynsbegäran.docx
+++ b/tillsyn/A 47684-2025 tillsynsbegäran.docx
@@ -463,7 +463,7 @@
     <w:r>
       <w:tab/>
       <w:tab/>
-      <w:t>2025-10-30</w:t>
+      <w:t>2025-10-31</w:t>
       <w:br/>
       <w:br/>
     </w:r>

--- a/tillsyn/A 47684-2025 tillsynsbegäran.docx
+++ b/tillsyn/A 47684-2025 tillsynsbegäran.docx
@@ -463,7 +463,7 @@
     <w:r>
       <w:tab/>
       <w:tab/>
-      <w:t>2025-10-31</w:t>
+      <w:t>2025-11-01</w:t>
       <w:br/>
       <w:br/>
     </w:r>

--- a/tillsyn/A 47684-2025 tillsynsbegäran.docx
+++ b/tillsyn/A 47684-2025 tillsynsbegäran.docx
@@ -463,7 +463,7 @@
     <w:r>
       <w:tab/>
       <w:tab/>
-      <w:t>2025-11-01</w:t>
+      <w:t>2025-11-02</w:t>
       <w:br/>
       <w:br/>
     </w:r>

--- a/tillsyn/A 47684-2025 tillsynsbegäran.docx
+++ b/tillsyn/A 47684-2025 tillsynsbegäran.docx
@@ -463,7 +463,7 @@
     <w:r>
       <w:tab/>
       <w:tab/>
-      <w:t>2025-11-02</w:t>
+      <w:t>2025-11-03</w:t>
       <w:br/>
       <w:br/>
     </w:r>

--- a/tillsyn/A 47684-2025 tillsynsbegäran.docx
+++ b/tillsyn/A 47684-2025 tillsynsbegäran.docx
@@ -463,7 +463,7 @@
     <w:r>
       <w:tab/>
       <w:tab/>
-      <w:t>2025-11-03</w:t>
+      <w:t>2025-11-04</w:t>
       <w:br/>
       <w:br/>
     </w:r>

--- a/tillsyn/A 47684-2025 tillsynsbegäran.docx
+++ b/tillsyn/A 47684-2025 tillsynsbegäran.docx
@@ -463,7 +463,7 @@
     <w:r>
       <w:tab/>
       <w:tab/>
-      <w:t>2025-11-04</w:t>
+      <w:t>2025-11-05</w:t>
       <w:br/>
       <w:br/>
     </w:r>

--- a/tillsyn/A 47684-2025 tillsynsbegäran.docx
+++ b/tillsyn/A 47684-2025 tillsynsbegäran.docx
@@ -463,7 +463,7 @@
     <w:r>
       <w:tab/>
       <w:tab/>
-      <w:t>2025-11-05</w:t>
+      <w:t>2025-11-06</w:t>
       <w:br/>
       <w:br/>
     </w:r>

--- a/tillsyn/A 47684-2025 tillsynsbegäran.docx
+++ b/tillsyn/A 47684-2025 tillsynsbegäran.docx
@@ -463,7 +463,7 @@
     <w:r>
       <w:tab/>
       <w:tab/>
-      <w:t>2025-11-06</w:t>
+      <w:t>2025-11-07</w:t>
       <w:br/>
       <w:br/>
     </w:r>

--- a/tillsyn/A 47684-2025 tillsynsbegäran.docx
+++ b/tillsyn/A 47684-2025 tillsynsbegäran.docx
@@ -463,7 +463,7 @@
     <w:r>
       <w:tab/>
       <w:tab/>
-      <w:t>2025-11-07</w:t>
+      <w:t>2025-11-08</w:t>
       <w:br/>
       <w:br/>
     </w:r>

--- a/tillsyn/A 47684-2025 tillsynsbegäran.docx
+++ b/tillsyn/A 47684-2025 tillsynsbegäran.docx
@@ -463,7 +463,7 @@
     <w:r>
       <w:tab/>
       <w:tab/>
-      <w:t>2025-11-08</w:t>
+      <w:t>2025-11-09</w:t>
       <w:br/>
       <w:br/>
     </w:r>

--- a/tillsyn/A 47684-2025 tillsynsbegäran.docx
+++ b/tillsyn/A 47684-2025 tillsynsbegäran.docx
@@ -22,7 +22,116 @@
     </w:p>
     <w:p>
       <w:r>
-        <w:t>Nedan beskrivs fynd av fridlysta arter som gjorts i det avverkningsanmälda området. I BILAGA 1 finns artfakta om fridlysta arter.</w:t>
+        <w:t>Nedan beskrivs fynd av naturvårdsarter och fridlysta arter som gjorts i det avverkningsanmälda området. I BILAGA 1 finns artfakta om fridlysta arter.</w:t>
+      </w:r>
+    </w:p>
+    <w:p>
+      <w:pPr>
+        <w:pStyle w:val="Heading1"/>
+      </w:pPr>
+      <w:r>
+        <w:t>Naturvårdsarter</w:t>
+      </w:r>
+    </w:p>
+    <w:p>
+      <w:r>
+        <w:t>I avverkningsanmälan har följande 9 naturvårdsarter hittats: knärot (VU, §8), björksplintborre (S), blomkålssvamp (S), blåmossa (S), bårdlav (S), flagellkvastmossa (S), gulnål (S), kornig nållav (S) och stor revmossa (S). Av dessa är 1 rödlistade. För rödlistade arter har rödlistekategorin angivits inom parentes. Arter som är signalarter enligt Skogsstyrelsen har markerats med (S). För fridlysta arter anges även paragrafen i Artskyddsförordningen som arten är fridlyst enligt.</w:t>
+      </w:r>
+    </w:p>
+    <w:p>
+      <w:r>
+        <w:t>De påträffade naturvårdsarterna är ett tydligt kvitto på att detta rör sig om en skog med höga naturvärden. I Figur 1 visas en karta över det avverkningsanmälda området, där samtliga fyndplatser för naturvårdsarter som finns registrerade på Artportalen har markerats.</w:t>
+      </w:r>
+    </w:p>
+    <w:p>
+      <w:pPr>
+        <w:pStyle w:val="Caption"/>
+      </w:pPr>
+      <w:r>
+        <w:drawing>
+          <wp:inline xmlns:a="http://schemas.openxmlformats.org/drawingml/2006/main" xmlns:pic="http://schemas.openxmlformats.org/drawingml/2006/picture">
+            <wp:extent cx="5486400" cy="4456221"/>
+            <wp:docPr id="1" name="Picture 1"/>
+            <wp:cNvGraphicFramePr>
+              <a:graphicFrameLocks noChangeAspect="1"/>
+            </wp:cNvGraphicFramePr>
+            <a:graphic>
+              <a:graphicData uri="http://schemas.openxmlformats.org/drawingml/2006/picture">
+                <pic:pic>
+                  <pic:nvPicPr>
+                    <pic:cNvPr id="0" name="A 47684-2025 karta.png"/>
+                    <pic:cNvPicPr/>
+                  </pic:nvPicPr>
+                  <pic:blipFill>
+                    <a:blip r:embed="rId16"/>
+                    <a:stretch>
+                      <a:fillRect/>
+                    </a:stretch>
+                  </pic:blipFill>
+                  <pic:spPr>
+                    <a:xfrm>
+                      <a:off x="0" y="0"/>
+                      <a:ext cx="5486400" cy="4456221"/>
+                    </a:xfrm>
+                    <a:prstGeom prst="rect"/>
+                  </pic:spPr>
+                </pic:pic>
+              </a:graphicData>
+            </a:graphic>
+          </wp:inline>
+        </w:drawing>
+      </w:r>
+    </w:p>
+    <w:p>
+      <w:pPr>
+        <w:pStyle w:val="Caption"/>
+      </w:pPr>
+      <w:r>
+        <w:t>Figur 1. Fyndplatser för naturvårdsarter i det avverkningsanmälda området (röd linje). Markörer utan svart kant är placerade på fyndplatsen. Markörer med svart kant är placerade vid sidan av fyndplatsen och har ett svart streck som visar fyndplatsens exakta position. Kartans mittpunktskoordinat är N 6348574, E 516170 i SWEREF 99 TM.</w:t>
+      </w:r>
+    </w:p>
+    <w:p>
+      <w:r>
+        <w:rPr>
+          <w:b/>
+        </w:rPr>
+        <w:t xml:space="preserve">Blomkålssvamp </w:t>
+      </w:r>
+      <w:r>
+        <w:t>är en parasit och vednedbrytare som växer på rötter och basala stamdelar av tall, enstaka gånger även på lärk och gran. Träden är oftast mycket gamla, gärna 150–200 år eller äldre. När blomkålssvamp påträffas i skogslandskapet signalerar den vanligtvis skyddsvärda tallbestånd med höga naturvärden. Den är då främst knuten till gamla skogar, oftast tallnaturskogar och olika restbiotoper där det förekommer biologiskt gamla träd. Samtliga tallar med blomkålssvamp bör klassas som naturvårdsträd och lämnas som framtida ”evighetsträd” (Nitare &amp; Skogsstyrelsen, 2019).</w:t>
+      </w:r>
+    </w:p>
+    <w:p>
+      <w:r>
+        <w:rPr>
+          <w:b/>
+        </w:rPr>
+        <w:t xml:space="preserve">Blåmossa </w:t>
+      </w:r>
+      <w:r>
+        <w:t>har karaktäristiska kuddar som är lätta att se på långt håll. Mycket stora kuddar, större än 0,5 meter i höjd, indikerar höga naturvärden där skogen har en lång period av orördhet oh stabila miljöförhållanden. Mossan växer under gynnsamma omständigheter cirka 1 centimeter per år och stora kuddar kan därför indirekt visa att lokalen varit lämplig under en lång tid (Nitare &amp; Skogsstyrelsen, 2019).</w:t>
+      </w:r>
+    </w:p>
+    <w:p>
+      <w:r>
+        <w:rPr>
+          <w:b/>
+        </w:rPr>
+        <w:t>Flagellkvastmossa</w:t>
+      </w:r>
+      <w:r>
+        <w:t xml:space="preserve"> förekommer framför allt i tallsumpskog, men finns även i relativt torra gran- och tallskogar. Den signalerar överallt skogsmiljöer med höga naturvärden och indikerar biotoper med rik och kontinuerlig förekomst av död ved i olika nedbrytningsstadier eller barlagd torvjord (Nitare &amp; Skogsstyrelsen, 2019).</w:t>
+      </w:r>
+    </w:p>
+    <w:p>
+      <w:r>
+        <w:rPr>
+          <w:b/>
+        </w:rPr>
+        <w:t xml:space="preserve">Kornig nållav </w:t>
+      </w:r>
+      <w:r>
+        <w:t>förekommer i skuggiga miljöer med hög luftfuktighet och påträffas främst i gamla skogar eller på gamla träd. Den signalerar höga naturvärden och på lokalerna finns ofta flera ovanliga och rödlistade arter (SLU Artdatabanken, 2024; Nitare &amp; Skogsstyrelsen, 2019).</w:t>
       </w:r>
     </w:p>
     <w:p>
@@ -35,7 +144,7 @@
     </w:p>
     <w:p>
       <w:r>
-        <w:t>Följande fridlysta arter har sina livsmiljöer och växtplatser i den avverkningsanmälda skogen: .</w:t>
+        <w:t>Följande fridlysta arter har sina livsmiljöer och växtplatser i den avverkningsanmälda skogen: knärot (VU, §8).</w:t>
       </w:r>
     </w:p>
     <w:p>
@@ -69,7 +178,7 @@
     </w:p>
     <w:p>
       <w:r>
-        <w:t>I det avverkningsanmälda området finns 0 fyndplatser för knärot registrerade på Artportalen. Figur 2 visar gränserna för buffertzoner på 50 m, som behöver lämnas kring fyndplatserna för att knärotslokalerna inte ska försvinna vid en avverkning. Av det avverkningsanmälda området överlappar 0.11 ha med buffertzonerna och får av detta skäl inte avverkas.</w:t>
+        <w:t>I det avverkningsanmälda området finns 4 fyndplatser för knärot registrerade på Artportalen. Figur 2 visar gränserna för buffertzoner på 50 m, som behöver lämnas kring fyndplatserna för att knärotslokalerna inte ska försvinna vid en avverkning. Av det avverkningsanmälda området överlappar 1.38 ha med buffertzonerna och får av detta skäl inte avverkas.</w:t>
       </w:r>
     </w:p>
     <w:p>
@@ -80,7 +189,7 @@
         <w:drawing>
           <wp:inline xmlns:a="http://schemas.openxmlformats.org/drawingml/2006/main" xmlns:pic="http://schemas.openxmlformats.org/drawingml/2006/picture">
             <wp:extent cx="5486400" cy="5297727"/>
-            <wp:docPr id="1" name="Picture 1"/>
+            <wp:docPr id="2" name="Picture 2"/>
             <wp:cNvGraphicFramePr>
               <a:graphicFrameLocks noChangeAspect="1"/>
             </wp:cNvGraphicFramePr>
@@ -92,7 +201,7 @@
                     <pic:cNvPicPr/>
                   </pic:nvPicPr>
                   <pic:blipFill>
-                    <a:blip r:embed="rId16"/>
+                    <a:blip r:embed="rId17"/>
                     <a:stretch>
                       <a:fillRect/>
                     </a:stretch>
@@ -463,7 +572,7 @@
     <w:r>
       <w:tab/>
       <w:tab/>
-      <w:t>2025-11-09</w:t>
+      <w:t>2025-11-10</w:t>
       <w:br/>
       <w:br/>
     </w:r>

--- a/tillsyn/A 47684-2025 tillsynsbegäran.docx
+++ b/tillsyn/A 47684-2025 tillsynsbegäran.docx
@@ -572,7 +572,7 @@
     <w:r>
       <w:tab/>
       <w:tab/>
-      <w:t>2025-11-10</w:t>
+      <w:t>2025-11-11</w:t>
       <w:br/>
       <w:br/>
     </w:r>

--- a/tillsyn/A 47684-2025 tillsynsbegäran.docx
+++ b/tillsyn/A 47684-2025 tillsynsbegäran.docx
@@ -572,7 +572,7 @@
     <w:r>
       <w:tab/>
       <w:tab/>
-      <w:t>2025-11-11</w:t>
+      <w:t>2025-11-12</w:t>
       <w:br/>
       <w:br/>
     </w:r>

--- a/tillsyn/A 47684-2025 tillsynsbegäran.docx
+++ b/tillsyn/A 47684-2025 tillsynsbegäran.docx
@@ -572,7 +572,7 @@
     <w:r>
       <w:tab/>
       <w:tab/>
-      <w:t>2025-11-12</w:t>
+      <w:t>2025-11-13</w:t>
       <w:br/>
       <w:br/>
     </w:r>

--- a/tillsyn/A 47684-2025 tillsynsbegäran.docx
+++ b/tillsyn/A 47684-2025 tillsynsbegäran.docx
@@ -572,7 +572,7 @@
     <w:r>
       <w:tab/>
       <w:tab/>
-      <w:t>2025-11-13</w:t>
+      <w:t>2025-11-14</w:t>
       <w:br/>
       <w:br/>
     </w:r>

--- a/tillsyn/A 47684-2025 tillsynsbegäran.docx
+++ b/tillsyn/A 47684-2025 tillsynsbegäran.docx
@@ -572,7 +572,7 @@
     <w:r>
       <w:tab/>
       <w:tab/>
-      <w:t>2025-11-14</w:t>
+      <w:t>2025-11-15</w:t>
       <w:br/>
       <w:br/>
     </w:r>

--- a/tillsyn/A 47684-2025 tillsynsbegäran.docx
+++ b/tillsyn/A 47684-2025 tillsynsbegäran.docx
@@ -572,7 +572,7 @@
     <w:r>
       <w:tab/>
       <w:tab/>
-      <w:t>2025-11-15</w:t>
+      <w:t>2025-11-20</w:t>
       <w:br/>
       <w:br/>
     </w:r>

--- a/tillsyn/A 47684-2025 tillsynsbegäran.docx
+++ b/tillsyn/A 47684-2025 tillsynsbegäran.docx
@@ -572,7 +572,7 @@
     <w:r>
       <w:tab/>
       <w:tab/>
-      <w:t>2025-11-20</w:t>
+      <w:t>2025-11-21</w:t>
       <w:br/>
       <w:br/>
     </w:r>

--- a/tillsyn/A 47684-2025 tillsynsbegäran.docx
+++ b/tillsyn/A 47684-2025 tillsynsbegäran.docx
@@ -572,7 +572,7 @@
     <w:r>
       <w:tab/>
       <w:tab/>
-      <w:t>2025-11-21</w:t>
+      <w:t>2025-11-22</w:t>
       <w:br/>
       <w:br/>
     </w:r>

--- a/tillsyn/A 47684-2025 tillsynsbegäran.docx
+++ b/tillsyn/A 47684-2025 tillsynsbegäran.docx
@@ -572,7 +572,7 @@
     <w:r>
       <w:tab/>
       <w:tab/>
-      <w:t>2025-11-22</w:t>
+      <w:t>2025-11-23</w:t>
       <w:br/>
       <w:br/>
     </w:r>

--- a/tillsyn/A 47684-2025 tillsynsbegäran.docx
+++ b/tillsyn/A 47684-2025 tillsynsbegäran.docx
@@ -572,7 +572,7 @@
     <w:r>
       <w:tab/>
       <w:tab/>
-      <w:t>2025-11-23</w:t>
+      <w:t>2025-11-24</w:t>
       <w:br/>
       <w:br/>
     </w:r>

--- a/tillsyn/A 47684-2025 tillsynsbegäran.docx
+++ b/tillsyn/A 47684-2025 tillsynsbegäran.docx
@@ -572,7 +572,7 @@
     <w:r>
       <w:tab/>
       <w:tab/>
-      <w:t>2025-11-24</w:t>
+      <w:t>2025-11-25</w:t>
       <w:br/>
       <w:br/>
     </w:r>

--- a/tillsyn/A 47684-2025 tillsynsbegäran.docx
+++ b/tillsyn/A 47684-2025 tillsynsbegäran.docx
@@ -35,7 +35,7 @@
     </w:p>
     <w:p>
       <w:r>
-        <w:t>I avverkningsanmälan har följande 9 naturvårdsarter hittats: knärot (VU, §8), björksplintborre (S), blomkålssvamp (S), blåmossa (S), bårdlav (S), flagellkvastmossa (S), gulnål (S), kornig nållav (S) och stor revmossa (S). Av dessa är 1 rödlistade. För rödlistade arter har rödlistekategorin angivits inom parentes. Arter som är signalarter enligt Skogsstyrelsen har markerats med (S). För fridlysta arter anges även paragrafen i Artskyddsförordningen som arten är fridlyst enligt.</w:t>
+        <w:t>I avverkningsanmälan har följande 10 naturvårdsarter hittats: knärot (VU, §8), björksplintborre (S), blomkålssvamp (S), blåmossa (S), bårdlav (S), flagellkvastmossa (S), gulnål (S), kornig nållav (S), stor revmossa (S) och kungsfågel (§4). Av dessa är 1 rödlistade. För rödlistade arter har rödlistekategorin angivits inom parentes. Arter som är signalarter enligt Skogsstyrelsen har markerats med (S). För fridlysta arter anges även paragrafen i Artskyddsförordningen som arten är fridlyst enligt.</w:t>
       </w:r>
     </w:p>
     <w:p>
@@ -144,7 +144,21 @@
     </w:p>
     <w:p>
       <w:r>
-        <w:t>Följande fridlysta arter har sina livsmiljöer och växtplatser i den avverkningsanmälda skogen: knärot (VU, §8).</w:t>
+        <w:t>Följande fridlysta arter har sina livsmiljöer och växtplatser i den avverkningsanmälda skogen: knärot (VU, §8) och kungsfågel (§4).</w:t>
+      </w:r>
+    </w:p>
+    <w:p>
+      <w:r>
+        <w:t xml:space="preserve">Observera att medlemsländerna är skyldiga att agera i enlighet med EU:s fågeldirektiv där det uttryckligen står att direktivet gäller för fåglar samt för deras ägg, bon och </w:t>
+      </w:r>
+      <w:r>
+        <w:rPr>
+          <w:b/>
+        </w:rPr>
+        <w:t xml:space="preserve">livsmiljöer </w:t>
+      </w:r>
+      <w:r>
+        <w:t>(artikel 1). Vidare att de åtgärder som vidtas inte får leda till en försämring av den nuvarande situationen beträffande bevarandet av de fågelarter som avses i artikel 1 (artikel 13). Fågeldirektivet är styrande för tillsynsansvariga myndigheters ärendehantering, ställningstaganden och beslutsfattande.</w:t>
       </w:r>
     </w:p>
     <w:p>
@@ -572,7 +586,7 @@
     <w:r>
       <w:tab/>
       <w:tab/>
-      <w:t>2025-11-25</w:t>
+      <w:t>2025-11-26</w:t>
       <w:br/>
       <w:br/>
     </w:r>

--- a/tillsyn/A 47684-2025 tillsynsbegäran.docx
+++ b/tillsyn/A 47684-2025 tillsynsbegäran.docx
@@ -586,7 +586,7 @@
     <w:r>
       <w:tab/>
       <w:tab/>
-      <w:t>2025-11-26</w:t>
+      <w:t>2025-11-27</w:t>
       <w:br/>
       <w:br/>
     </w:r>

--- a/tillsyn/A 47684-2025 tillsynsbegäran.docx
+++ b/tillsyn/A 47684-2025 tillsynsbegäran.docx
@@ -586,7 +586,7 @@
     <w:r>
       <w:tab/>
       <w:tab/>
-      <w:t>2025-11-27</w:t>
+      <w:t>2025-11-28</w:t>
       <w:br/>
       <w:br/>
     </w:r>

--- a/tillsyn/A 47684-2025 tillsynsbegäran.docx
+++ b/tillsyn/A 47684-2025 tillsynsbegäran.docx
@@ -586,7 +586,7 @@
     <w:r>
       <w:tab/>
       <w:tab/>
-      <w:t>2025-11-28</w:t>
+      <w:t>2025-11-29</w:t>
       <w:br/>
       <w:br/>
     </w:r>

--- a/tillsyn/A 47684-2025 tillsynsbegäran.docx
+++ b/tillsyn/A 47684-2025 tillsynsbegäran.docx
@@ -586,7 +586,7 @@
     <w:r>
       <w:tab/>
       <w:tab/>
-      <w:t>2025-11-29</w:t>
+      <w:t>2025-11-30</w:t>
       <w:br/>
       <w:br/>
     </w:r>

--- a/tillsyn/A 47684-2025 tillsynsbegäran.docx
+++ b/tillsyn/A 47684-2025 tillsynsbegäran.docx
@@ -586,7 +586,7 @@
     <w:r>
       <w:tab/>
       <w:tab/>
-      <w:t>2025-11-30</w:t>
+      <w:t>2025-12-01</w:t>
       <w:br/>
       <w:br/>
     </w:r>

--- a/tillsyn/A 47684-2025 tillsynsbegäran.docx
+++ b/tillsyn/A 47684-2025 tillsynsbegäran.docx
@@ -586,7 +586,7 @@
     <w:r>
       <w:tab/>
       <w:tab/>
-      <w:t>2025-12-01</w:t>
+      <w:t>2025-12-02</w:t>
       <w:br/>
       <w:br/>
     </w:r>

--- a/tillsyn/A 47684-2025 tillsynsbegäran.docx
+++ b/tillsyn/A 47684-2025 tillsynsbegäran.docx
@@ -586,7 +586,7 @@
     <w:r>
       <w:tab/>
       <w:tab/>
-      <w:t>2025-12-02</w:t>
+      <w:t>2025-12-03</w:t>
       <w:br/>
       <w:br/>
     </w:r>

--- a/tillsyn/A 47684-2025 tillsynsbegäran.docx
+++ b/tillsyn/A 47684-2025 tillsynsbegäran.docx
@@ -586,7 +586,7 @@
     <w:r>
       <w:tab/>
       <w:tab/>
-      <w:t>2025-12-03</w:t>
+      <w:t>2025-12-04</w:t>
       <w:br/>
       <w:br/>
     </w:r>

--- a/tillsyn/A 47684-2025 tillsynsbegäran.docx
+++ b/tillsyn/A 47684-2025 tillsynsbegäran.docx
@@ -586,7 +586,7 @@
     <w:r>
       <w:tab/>
       <w:tab/>
-      <w:t>2025-12-04</w:t>
+      <w:t>2025-12-05</w:t>
       <w:br/>
       <w:br/>
     </w:r>

--- a/tillsyn/A 47684-2025 tillsynsbegäran.docx
+++ b/tillsyn/A 47684-2025 tillsynsbegäran.docx
@@ -586,7 +586,7 @@
     <w:r>
       <w:tab/>
       <w:tab/>
-      <w:t>2025-12-05</w:t>
+      <w:t>2025-12-06</w:t>
       <w:br/>
       <w:br/>
     </w:r>

--- a/tillsyn/A 47684-2025 tillsynsbegäran.docx
+++ b/tillsyn/A 47684-2025 tillsynsbegäran.docx
@@ -586,7 +586,7 @@
     <w:r>
       <w:tab/>
       <w:tab/>
-      <w:t>2025-12-06</w:t>
+      <w:t>2025-12-07</w:t>
       <w:br/>
       <w:br/>
     </w:r>

--- a/tillsyn/A 47684-2025 tillsynsbegäran.docx
+++ b/tillsyn/A 47684-2025 tillsynsbegäran.docx
@@ -586,7 +586,7 @@
     <w:r>
       <w:tab/>
       <w:tab/>
-      <w:t>2025-12-07</w:t>
+      <w:t>2025-12-08</w:t>
       <w:br/>
       <w:br/>
     </w:r>

--- a/tillsyn/A 47684-2025 tillsynsbegäran.docx
+++ b/tillsyn/A 47684-2025 tillsynsbegäran.docx
@@ -586,7 +586,7 @@
     <w:r>
       <w:tab/>
       <w:tab/>
-      <w:t>2025-12-08</w:t>
+      <w:t>2025-12-09</w:t>
       <w:br/>
       <w:br/>
     </w:r>

--- a/tillsyn/A 47684-2025 tillsynsbegäran.docx
+++ b/tillsyn/A 47684-2025 tillsynsbegäran.docx
@@ -586,7 +586,7 @@
     <w:r>
       <w:tab/>
       <w:tab/>
-      <w:t>2025-12-09</w:t>
+      <w:t>2025-12-10</w:t>
       <w:br/>
       <w:br/>
     </w:r>

--- a/tillsyn/A 47684-2025 tillsynsbegäran.docx
+++ b/tillsyn/A 47684-2025 tillsynsbegäran.docx
@@ -586,7 +586,7 @@
     <w:r>
       <w:tab/>
       <w:tab/>
-      <w:t>2025-12-10</w:t>
+      <w:t>2025-12-11</w:t>
       <w:br/>
       <w:br/>
     </w:r>

--- a/tillsyn/A 47684-2025 tillsynsbegäran.docx
+++ b/tillsyn/A 47684-2025 tillsynsbegäran.docx
@@ -586,7 +586,7 @@
     <w:r>
       <w:tab/>
       <w:tab/>
-      <w:t>2025-12-11</w:t>
+      <w:t>2025-12-12</w:t>
       <w:br/>
       <w:br/>
     </w:r>

--- a/tillsyn/A 47684-2025 tillsynsbegäran.docx
+++ b/tillsyn/A 47684-2025 tillsynsbegäran.docx
@@ -586,7 +586,7 @@
     <w:r>
       <w:tab/>
       <w:tab/>
-      <w:t>2025-12-12</w:t>
+      <w:t>2025-12-13</w:t>
       <w:br/>
       <w:br/>
     </w:r>

--- a/tillsyn/A 47684-2025 tillsynsbegäran.docx
+++ b/tillsyn/A 47684-2025 tillsynsbegäran.docx
@@ -586,7 +586,7 @@
     <w:r>
       <w:tab/>
       <w:tab/>
-      <w:t>2025-12-19</w:t>
+      <w:t>2025-12-20</w:t>
       <w:br/>
       <w:br/>
     </w:r>

--- a/tillsyn/A 47684-2025 tillsynsbegäran.docx
+++ b/tillsyn/A 47684-2025 tillsynsbegäran.docx
@@ -586,7 +586,7 @@
     <w:r>
       <w:tab/>
       <w:tab/>
-      <w:t>2025-12-20</w:t>
+      <w:t>2025-12-21</w:t>
       <w:br/>
       <w:br/>
     </w:r>

--- a/tillsyn/A 47684-2025 tillsynsbegäran.docx
+++ b/tillsyn/A 47684-2025 tillsynsbegäran.docx
@@ -586,7 +586,7 @@
     <w:r>
       <w:tab/>
       <w:tab/>
-      <w:t>2025-12-21</w:t>
+      <w:t>2025-12-22</w:t>
       <w:br/>
       <w:br/>
     </w:r>

--- a/tillsyn/A 47684-2025 tillsynsbegäran.docx
+++ b/tillsyn/A 47684-2025 tillsynsbegäran.docx
@@ -586,7 +586,7 @@
     <w:r>
       <w:tab/>
       <w:tab/>
-      <w:t>2025-12-22</w:t>
+      <w:t>2025-12-26</w:t>
       <w:br/>
       <w:br/>
     </w:r>

--- a/tillsyn/A 47684-2025 tillsynsbegäran.docx
+++ b/tillsyn/A 47684-2025 tillsynsbegäran.docx
@@ -586,7 +586,7 @@
     <w:r>
       <w:tab/>
       <w:tab/>
-      <w:t>2025-12-26</w:t>
+      <w:t>2025-12-28</w:t>
       <w:br/>
       <w:br/>
     </w:r>

--- a/tillsyn/A 47684-2025 tillsynsbegäran.docx
+++ b/tillsyn/A 47684-2025 tillsynsbegäran.docx
@@ -586,7 +586,7 @@
     <w:r>
       <w:tab/>
       <w:tab/>
-      <w:t>2025-12-28</w:t>
+      <w:t>2025-12-29</w:t>
       <w:br/>
       <w:br/>
     </w:r>

--- a/tillsyn/A 47684-2025 tillsynsbegäran.docx
+++ b/tillsyn/A 47684-2025 tillsynsbegäran.docx
@@ -586,7 +586,7 @@
     <w:r>
       <w:tab/>
       <w:tab/>
-      <w:t>2025-12-29</w:t>
+      <w:t>2025-12-30</w:t>
       <w:br/>
       <w:br/>
     </w:r>

--- a/tillsyn/A 47684-2025 tillsynsbegäran.docx
+++ b/tillsyn/A 47684-2025 tillsynsbegäran.docx
@@ -586,7 +586,7 @@
     <w:r>
       <w:tab/>
       <w:tab/>
-      <w:t>2025-12-30</w:t>
+      <w:t>2025-12-31</w:t>
       <w:br/>
       <w:br/>
     </w:r>

--- a/tillsyn/A 47684-2025 tillsynsbegäran.docx
+++ b/tillsyn/A 47684-2025 tillsynsbegäran.docx
@@ -586,7 +586,7 @@
     <w:r>
       <w:tab/>
       <w:tab/>
-      <w:t>2025-12-31</w:t>
+      <w:t>2026-01-03</w:t>
       <w:br/>
       <w:br/>
     </w:r>

--- a/tillsyn/A 47684-2025 tillsynsbegäran.docx
+++ b/tillsyn/A 47684-2025 tillsynsbegäran.docx
@@ -586,7 +586,7 @@
     <w:r>
       <w:tab/>
       <w:tab/>
-      <w:t>2026-01-07</w:t>
+      <w:t>2026-01-08</w:t>
       <w:br/>
       <w:br/>
     </w:r>

--- a/tillsyn/A 47684-2025 tillsynsbegäran.docx
+++ b/tillsyn/A 47684-2025 tillsynsbegäran.docx
@@ -586,7 +586,7 @@
     <w:r>
       <w:tab/>
       <w:tab/>
-      <w:t>2026-01-08</w:t>
+      <w:t>2026-01-09</w:t>
       <w:br/>
       <w:br/>
     </w:r>
